--- a/QuadERP Marketing Kit/06_email_drip_sequence.docx
+++ b/QuadERP Marketing Kit/06_email_drip_sequence.docx
@@ -49,7 +49,7 @@
         <w:t xml:space="preserve"> </w:t>
       </w:r>
       <w:r>
-        <w:t xml:space="preserve">Each email focuses on one action or insight. Tone is helpful and respectful — never pushy. Each email should take under 60 seconds to read.</w:t>
+        <w:t xml:space="preserve">Each email focuses on one action or insight. Tone is helpful and respectful, never pushy. Each email should take under 60 seconds to read.</w:t>
       </w:r>
     </w:p>
     <w:p>
@@ -78,13 +78,13 @@
       </w:r>
     </w:p>
     <w:bookmarkEnd w:id="9"/>
-    <w:bookmarkStart w:id="10" w:name="email-1-welcome-first-steps"/>
+    <w:bookmarkStart w:id="10" w:name="email-1.-welcome-first-steps"/>
     <w:p>
       <w:pPr>
         <w:pStyle w:val="Heading2"/>
       </w:pPr>
       <w:r>
-        <w:t xml:space="preserve">Email 1 — Welcome + First Steps</w:t>
+        <w:t xml:space="preserve">Email 1. Welcome + First Steps</w:t>
       </w:r>
     </w:p>
     <w:p>
@@ -127,7 +127,7 @@
         <w:t xml:space="preserve"> </w:t>
       </w:r>
       <w:r>
-        <w:t xml:space="preserve">Welcome to QuadERP — let’s set up your shop 🏪</w:t>
+        <w:t xml:space="preserve">Welcome to QuadERP. Let’s set up your shop 🏪</w:t>
       </w:r>
     </w:p>
     <w:p>
@@ -198,7 +198,7 @@
         <w:pStyle w:val="BodyText"/>
       </w:pPr>
       <w:r>
-        <w:t xml:space="preserve">Welcome to QuadERP! 🎉 Your 30-day free trial is now active — full access, no limits.</w:t>
+        <w:t xml:space="preserve">Welcome to QuadERP! 🎉 Your 30-day free trial is now active. Full access, no limits.</w:t>
       </w:r>
     </w:p>
     <w:p>
@@ -314,7 +314,7 @@
         <w:t xml:space="preserve"> </w:t>
       </w:r>
       <w:r>
-        <w:t xml:space="preserve">Add your cashier and manager accounts. Each person gets their own login with role-based permissions — so your cashier can process sales but can’t change prices or access reports.</w:t>
+        <w:t xml:space="preserve">Add your cashier and manager accounts. Each person gets their own login with role-based permissions, so your cashier can process sales but can’t change prices or access reports.</w:t>
       </w:r>
     </w:p>
     <w:p>
@@ -348,7 +348,7 @@
         <w:pStyle w:val="BodyText"/>
       </w:pPr>
       <w:r>
-        <w:t xml:space="preserve">You’ve just taken the most important step — deciding to run your shop with real data instead of guesswork. Let’s make these 30 days count.</w:t>
+        <w:t xml:space="preserve">You’ve just taken the most important step. Deciding to run your shop with real data instead of guesswork. Let’s make these 30 days count.</w:t>
       </w:r>
     </w:p>
     <w:p>
@@ -370,7 +370,7 @@
         <w:pStyle w:val="BodyText"/>
       </w:pPr>
       <w:r>
-        <w:t xml:space="preserve">P.S. — Need hands-on help? We offer free setup assistance. Reply</w:t>
+        <w:t xml:space="preserve">P.S.. Need hands-on help? We offer free setup assistance. Reply</w:t>
       </w:r>
       <w:r>
         <w:t xml:space="preserve"> </w:t>
@@ -400,13 +400,13 @@
       </w:r>
     </w:p>
     <w:bookmarkEnd w:id="10"/>
-    <w:bookmarkStart w:id="11" w:name="email-2-process-your-first-sale"/>
+    <w:bookmarkStart w:id="11" w:name="email-2.-process-your-first-sale"/>
     <w:p>
       <w:pPr>
         <w:pStyle w:val="Heading2"/>
       </w:pPr>
       <w:r>
-        <w:t xml:space="preserve">Email 2 — Process Your First Sale</w:t>
+        <w:t xml:space="preserve">Email 2. Process Your First Sale</w:t>
       </w:r>
     </w:p>
     <w:p>
@@ -520,7 +520,7 @@
         <w:pStyle w:val="BodyText"/>
       </w:pPr>
       <w:r>
-        <w:t xml:space="preserve">By now you should have your products loaded and your account set up. If you haven’t, no worries — reply to this email and we’ll help you get there.</w:t>
+        <w:t xml:space="preserve">By now you should have your products loaded and your account set up. If you haven’t, no worries. Reply to this email and we’ll help you get there.</w:t>
       </w:r>
     </w:p>
     <w:p>
@@ -595,10 +595,7 @@
         <w:t xml:space="preserve">“New Sale”</w:t>
       </w:r>
       <w:r>
-        <w:t xml:space="preserve"> </w:t>
-      </w:r>
-      <w:r>
-        <w:t xml:space="preserve">— you’re now on the POS screen</w:t>
+        <w:t xml:space="preserve">. You’re now on the POS screen</w:t>
       </w:r>
     </w:p>
     <w:p>
@@ -617,10 +614,7 @@
         <w:t xml:space="preserve">Search for a product</w:t>
       </w:r>
       <w:r>
-        <w:t xml:space="preserve"> </w:t>
-      </w:r>
-      <w:r>
-        <w:t xml:space="preserve">— start typing the name and it appears</w:t>
+        <w:t xml:space="preserve">. Start typing the name and it appears</w:t>
       </w:r>
     </w:p>
     <w:p>
@@ -639,10 +633,7 @@
         <w:t xml:space="preserve">Tap to add it</w:t>
       </w:r>
       <w:r>
-        <w:t xml:space="preserve"> </w:t>
-      </w:r>
-      <w:r>
-        <w:t xml:space="preserve">— it goes straight to the cart</w:t>
+        <w:t xml:space="preserve">. It goes straight to the cart</w:t>
       </w:r>
     </w:p>
     <w:p>
@@ -675,10 +666,7 @@
         <w:t xml:space="preserve">“Checkout”</w:t>
       </w:r>
       <w:r>
-        <w:t xml:space="preserve"> </w:t>
-      </w:r>
-      <w:r>
-        <w:t xml:space="preserve">— choose Cash, Card, or Mobile Money</w:t>
+        <w:t xml:space="preserve">. Choose Cash, Card, or Mobile Money</w:t>
       </w:r>
     </w:p>
     <w:p>
@@ -697,10 +685,7 @@
         <w:t xml:space="preserve">Confirm the payment</w:t>
       </w:r>
       <w:r>
-        <w:t xml:space="preserve"> </w:t>
-      </w:r>
-      <w:r>
-        <w:t xml:space="preserve">— receipt generates automatically ✅</w:t>
+        <w:t xml:space="preserve">. Receipt generates automatically ✅</w:t>
       </w:r>
     </w:p>
     <w:p>
@@ -728,7 +713,7 @@
         <w:pStyle w:val="BodyText"/>
       </w:pPr>
       <w:r>
-        <w:t xml:space="preserve">✅ Your stock count adjusts automatically — that item just went from 24 to 23</w:t>
+        <w:t xml:space="preserve">✅ Your stock count adjusts automatically. That item just went from 24 to 23</w:t>
       </w:r>
       <w:r>
         <w:t xml:space="preserve"> </w:t>
@@ -812,13 +797,13 @@
       </w:r>
     </w:p>
     <w:bookmarkEnd w:id="11"/>
-    <w:bookmarkStart w:id="12" w:name="email-3-loss-prevention-spotlight"/>
+    <w:bookmarkStart w:id="12" w:name="email-3.-loss-prevention-spotlight"/>
     <w:p>
       <w:pPr>
         <w:pStyle w:val="Heading2"/>
       </w:pPr>
       <w:r>
-        <w:t xml:space="preserve">Email 3 — Loss Prevention Spotlight</w:t>
+        <w:t xml:space="preserve">Email 3. Loss Prevention Spotlight</w:t>
       </w:r>
     </w:p>
     <w:p>
@@ -967,10 +952,7 @@
         <w:t xml:space="preserve">2-5% of revenue is lost to shrinkage</w:t>
       </w:r>
       <w:r>
-        <w:t xml:space="preserve"> </w:t>
-      </w:r>
-      <w:r>
-        <w:t xml:space="preserve">— that’s stock that disappears due to theft, errors, or untracked giveaways. For a shop doing GHS 40,000/month in sales, that’s</w:t>
+        <w:t xml:space="preserve">. That’s stock that disappears due to theft, errors, or untracked giveaways. For a shop doing GHS 40,000/month in sales, that’s</w:t>
       </w:r>
       <w:r>
         <w:t xml:space="preserve"> </w:t>
@@ -1045,10 +1027,7 @@
         <w:t xml:space="preserve">Suspicious void patterns</w:t>
       </w:r>
       <w:r>
-        <w:t xml:space="preserve"> </w:t>
-      </w:r>
-      <w:r>
-        <w:t xml:space="preserve">— a cashier voiding 3 sales in the last hour of the shift? You’ll get an alert.</w:t>
+        <w:t xml:space="preserve">, a cashier voiding 3 sales in the last hour of the shift? You’ll get an alert.</w:t>
       </w:r>
     </w:p>
     <w:p>
@@ -1069,10 +1048,7 @@
         <w:t xml:space="preserve">After-hours transactions</w:t>
       </w:r>
       <w:r>
-        <w:t xml:space="preserve"> </w:t>
-      </w:r>
-      <w:r>
-        <w:t xml:space="preserve">— a sale processed at 11 PM when the shop closes at 9 PM? Flagged.</w:t>
+        <w:t xml:space="preserve">, a sale processed at 11 PM when the shop closes at 9 PM? Flagged.</w:t>
       </w:r>
     </w:p>
     <w:p>
@@ -1093,10 +1069,7 @@
         <w:t xml:space="preserve">Stock discrepancies</w:t>
       </w:r>
       <w:r>
-        <w:t xml:space="preserve"> </w:t>
-      </w:r>
-      <w:r>
-        <w:t xml:space="preserve">— your system says you should have 30 units, but your stocktake shows 24? QuadERP highlights the gap.</w:t>
+        <w:t xml:space="preserve">. Your system says you should have 30 units, but your stocktake shows 24? QuadERP highlights the gap.</w:t>
       </w:r>
     </w:p>
     <w:p>
@@ -1117,10 +1090,7 @@
         <w:t xml:space="preserve">Cash drawer irregularities</w:t>
       </w:r>
       <w:r>
-        <w:t xml:space="preserve"> </w:t>
-      </w:r>
-      <w:r>
-        <w:t xml:space="preserve">— expected cash doesn’t match actual cash? You’ll know before the end of the day, not the end of the month.</w:t>
+        <w:t xml:space="preserve">. Expected cash doesn’t match actual cash? You’ll know before the end of the day, not the end of the month.</w:t>
       </w:r>
     </w:p>
     <w:p>
@@ -1188,7 +1158,7 @@
         <w:pStyle w:val="BodyText"/>
       </w:pPr>
       <w:r>
-        <w:t xml:space="preserve">P.S. — One pharmacy owner in Accra caught a cashier voiding GHS 800/month in sales within the first 2 weeks. The system cost her GHS 250/month. You do the math.</w:t>
+        <w:t xml:space="preserve">P.S. A cashier quietly voiding GHS 800 of sales a month is exactly the pattern the alerts are built to surface, and Single Branch costs GHS 250 a month. You do the math.</w:t>
       </w:r>
     </w:p>
     <w:p>
@@ -1206,13 +1176,13 @@
       </w:r>
     </w:p>
     <w:bookmarkEnd w:id="12"/>
-    <w:bookmarkStart w:id="13" w:name="email-4-social-proof-urgency"/>
+    <w:bookmarkStart w:id="13" w:name="email-4.-social-proof-urgency"/>
     <w:p>
       <w:pPr>
         <w:pStyle w:val="Heading2"/>
       </w:pPr>
       <w:r>
-        <w:t xml:space="preserve">Email 4 — Social Proof + Urgency</w:t>
+        <w:t xml:space="preserve">Email 4. Social Proof + Urgency</w:t>
       </w:r>
     </w:p>
     <w:p>
@@ -1258,10 +1228,7 @@
         <w:t xml:space="preserve">“My only regret is not starting sooner”</w:t>
       </w:r>
       <w:r>
-        <w:t xml:space="preserve"> </w:t>
-      </w:r>
-      <w:r>
-        <w:t xml:space="preserve">— hear from shop owners like you</w:t>
+        <w:t xml:space="preserve">. Hear from shop owners like you</w:t>
       </w:r>
     </w:p>
     <w:p>
@@ -1332,7 +1299,7 @@
         <w:pStyle w:val="BodyText"/>
       </w:pPr>
       <w:r>
-        <w:t xml:space="preserve">Your free trial is at the halfway mark — 20 days left. We hope you’re finding QuadERP useful!</w:t>
+        <w:t xml:space="preserve">Your free trial is at the halfway mark, 20 days left. We hope you’re finding QuadERP useful!</w:t>
       </w:r>
     </w:p>
     <w:p>
@@ -1497,10 +1464,7 @@
         <w:t xml:space="preserve">“clicks”</w:t>
       </w:r>
       <w:r>
-        <w:t xml:space="preserve"> </w:t>
-      </w:r>
-      <w:r>
-        <w:t xml:space="preserve">— when they start seeing the patterns in their dashboard and realize how much they were missing.</w:t>
+        <w:t xml:space="preserve">. When they start seeing the patterns in their dashboard and realize how much they were missing.</w:t>
       </w:r>
     </w:p>
     <w:p>
@@ -1578,13 +1542,13 @@
       </w:r>
     </w:p>
     <w:bookmarkEnd w:id="13"/>
-    <w:bookmarkStart w:id="14" w:name="email-5-trial-ending-convert-to-paid"/>
+    <w:bookmarkStart w:id="14" w:name="email-5.-trial-ending.-convert-to-paid"/>
     <w:p>
       <w:pPr>
         <w:pStyle w:val="Heading2"/>
       </w:pPr>
       <w:r>
-        <w:t xml:space="preserve">Email 5 — Trial Ending — Convert to Paid</w:t>
+        <w:t xml:space="preserve">Email 5. Trial Ending. Convert to Paid</w:t>
       </w:r>
     </w:p>
     <w:p>
@@ -1627,7 +1591,7 @@
         <w:t xml:space="preserve"> </w:t>
       </w:r>
       <w:r>
-        <w:t xml:space="preserve">Your free trial ends tomorrow — here’s what you’ll lose ⏰</w:t>
+        <w:t xml:space="preserve">Your free trial ends tomorrow. Here’s what you’ll lose ⏰</w:t>
       </w:r>
     </w:p>
     <w:p>
@@ -1772,10 +1736,7 @@
         <w:t xml:space="preserve">Real-time sales tracking</w:t>
       </w:r>
       <w:r>
-        <w:t xml:space="preserve"> </w:t>
-      </w:r>
-      <w:r>
-        <w:t xml:space="preserve">— no more seeing your daily sales on your phone</w:t>
+        <w:t xml:space="preserve">: no more seeing your daily sales on your phone</w:t>
       </w:r>
       <w:r>
         <w:t xml:space="preserve"> </w:t>
@@ -1794,10 +1755,7 @@
         <w:t xml:space="preserve">Inventory management</w:t>
       </w:r>
       <w:r>
-        <w:t xml:space="preserve"> </w:t>
-      </w:r>
-      <w:r>
-        <w:t xml:space="preserve">— no more low-stock alerts or stocktake tools</w:t>
+        <w:t xml:space="preserve">: no more low-stock alerts or stocktake tools</w:t>
       </w:r>
       <w:r>
         <w:t xml:space="preserve"> </w:t>
@@ -1816,10 +1774,7 @@
         <w:t xml:space="preserve">Loss prevention alerts</w:t>
       </w:r>
       <w:r>
-        <w:t xml:space="preserve"> </w:t>
-      </w:r>
-      <w:r>
-        <w:t xml:space="preserve">— no more automatic theft detection</w:t>
+        <w:t xml:space="preserve">: no more automatic theft detection</w:t>
       </w:r>
       <w:r>
         <w:t xml:space="preserve"> </w:t>
@@ -1838,10 +1793,7 @@
         <w:t xml:space="preserve">Accounts receivable</w:t>
       </w:r>
       <w:r>
-        <w:t xml:space="preserve"> </w:t>
-      </w:r>
-      <w:r>
-        <w:t xml:space="preserve">— no more tracking who owes you and how much</w:t>
+        <w:t xml:space="preserve">: no more tracking who owes you and how much</w:t>
       </w:r>
       <w:r>
         <w:t xml:space="preserve"> </w:t>
@@ -1860,10 +1812,7 @@
         <w:t xml:space="preserve">Customer profiles &amp; loyalty</w:t>
       </w:r>
       <w:r>
-        <w:t xml:space="preserve"> </w:t>
-      </w:r>
-      <w:r>
-        <w:t xml:space="preserve">— no more purchase history or reward points</w:t>
+        <w:t xml:space="preserve">: no more purchase history or reward points</w:t>
       </w:r>
       <w:r>
         <w:t xml:space="preserve"> </w:t>
@@ -1882,24 +1831,15 @@
         <w:t xml:space="preserve">Dashboard &amp; reports</w:t>
       </w:r>
       <w:r>
-        <w:t xml:space="preserve"> </w:t>
-      </w:r>
-      <w:r>
-        <w:t xml:space="preserve">— back to the notebook and calculator</w:t>
-      </w:r>
-    </w:p>
-    <w:p>
-      <w:pPr>
-        <w:pStyle w:val="BodyText"/>
-      </w:pPr>
-      <w:r>
-        <w:t xml:space="preserve">We’ve seen what happens when shop owners go back to manual tracking after using QuadERP. The frustration is real. As one owner told us:</w:t>
-      </w:r>
-      <w:r>
-        <w:t xml:space="preserve"> </w:t>
-      </w:r>
-      <w:r>
-        <w:t xml:space="preserve">“I tried to go back to my book after the trial. I lasted 3 days.”</w:t>
+        <w:t xml:space="preserve">. Back to the notebook and calculator</w:t>
+      </w:r>
+    </w:p>
+    <w:p>
+      <w:pPr>
+        <w:pStyle w:val="BodyText"/>
+      </w:pPr>
+      <w:r>
+        <w:t xml:space="preserve">Going back to the notebook after a month of the system is the part people find hardest. Not because the notebook got worse, but because you have spent a month being able to answer questions it cannot answer.</w:t>
       </w:r>
     </w:p>
     <w:p>
@@ -2025,7 +1965,7 @@
               <w:pStyle w:val="Compact"/>
             </w:pPr>
             <w:r>
-              <w:t xml:space="preserve">GHS 600/mo</w:t>
+              <w:t xml:space="preserve">GHS 450/mo</w:t>
             </w:r>
           </w:p>
         </w:tc>
@@ -2036,7 +1976,7 @@
               <w:pStyle w:val="Compact"/>
             </w:pPr>
             <w:r>
-              <w:t xml:space="preserve">Less than GHS 20/day</w:t>
+              <w:t xml:space="preserve">Less than GHS 16/day</w:t>
             </w:r>
           </w:p>
         </w:tc>
@@ -2099,7 +2039,7 @@
         <w:t xml:space="preserve"> </w:t>
       </w:r>
       <w:r>
-        <w:t xml:space="preserve">That’s okay. Reply to this email and let us know what’s holding you back. We’ll do our best to help — whether that’s answering questions, extending your trial, or setting up a call.</w:t>
+        <w:t xml:space="preserve">That’s okay. Reply to this email and let us know what’s holding you back. We’ll do our best to help, whether that’s answering questions, extending your trial, or setting up a call.</w:t>
       </w:r>
     </w:p>
     <w:p>
@@ -2123,7 +2063,7 @@
         <w:pStyle w:val="BodyText"/>
       </w:pPr>
       <w:r>
-        <w:t xml:space="preserve">P.S. — If you subscribe today, we’ll waive the setup fee entirely. That’s GHS 1,000 saved. Just use code</w:t>
+        <w:t xml:space="preserve">P.S. If you subscribe today, we’ll do the guided setup for you at no charge. That’s the GHS 1,000 you would otherwise pay only if you wanted the help. Just use code</w:t>
       </w:r>
       <w:r>
         <w:t xml:space="preserve"> </w:t>
@@ -2190,7 +2130,7 @@
         <w:t xml:space="preserve"> </w:t>
       </w:r>
       <w:r>
-        <w:t xml:space="preserve">event. Use the email delays specified (Day 0, 2, 5, 10, 13). Ensure the sequence stops if the user subscribes before the final email — don’t send Email 5 to paying customers.</w:t>
+        <w:t xml:space="preserve">event. Use the email delays specified (Day 0, 2, 5, 10, 13). Ensure the sequence stops if the user subscribes before the final email. Don’t send Email 5 to paying customers.</w:t>
       </w:r>
     </w:p>
     <w:p>
